--- a/Sources Internal/Plugins/EwEBiomassEmitterPlugin/Documentation/Biomass emitter guide.docx
+++ b/Sources Internal/Plugins/EwEBiomassEmitterPlugin/Documentation/Biomass emitter guide.docx
@@ -1,6 +1,6 @@
 
 <file path=word/document.xml><?xml version="1.0" encoding="utf-8"?>
-<w:document xmlns:wpc="http://schemas.microsoft.com/office/word/2010/wordprocessingCanvas" xmlns:cx="http://schemas.microsoft.com/office/drawing/2014/chartex" xmlns:cx1="http://schemas.microsoft.com/office/drawing/2015/9/8/chartex" xmlns:mc="http://schemas.openxmlformats.org/markup-compatibility/2006" xmlns:o="urn:schemas-microsoft-com:office:office" xmlns:r="http://schemas.openxmlformats.org/officeDocument/2006/relationships" xmlns:m="http://schemas.openxmlformats.org/officeDocument/2006/math" xmlns:v="urn:schemas-microsoft-com:vml" xmlns:wp14="http://schemas.microsoft.com/office/word/2010/wordprocessingDrawing" xmlns:wp="http://schemas.openxmlformats.org/drawingml/2006/wordprocessingDrawing" xmlns:w10="urn:schemas-microsoft-com:office:word" xmlns:w="http://schemas.openxmlformats.org/wordprocessingml/2006/main" xmlns:w14="http://schemas.microsoft.com/office/word/2010/wordml" xmlns:w15="http://schemas.microsoft.com/office/word/2012/wordml" xmlns:w16se="http://schemas.microsoft.com/office/word/2015/wordml/symex" xmlns:wpg="http://schemas.microsoft.com/office/word/2010/wordprocessingGroup" xmlns:wpi="http://schemas.microsoft.com/office/word/2010/wordprocessingInk" xmlns:wne="http://schemas.microsoft.com/office/word/2006/wordml" xmlns:wps="http://schemas.microsoft.com/office/word/2010/wordprocessingShape" mc:Ignorable="w14 w15 w16se wp14">
+<w:document xmlns:wpc="http://schemas.microsoft.com/office/word/2010/wordprocessingCanvas" xmlns:cx="http://schemas.microsoft.com/office/drawing/2014/chartex" xmlns:cx1="http://schemas.microsoft.com/office/drawing/2015/9/8/chartex" xmlns:cx2="http://schemas.microsoft.com/office/drawing/2015/10/21/chartex" xmlns:cx3="http://schemas.microsoft.com/office/drawing/2016/5/9/chartex" xmlns:cx4="http://schemas.microsoft.com/office/drawing/2016/5/10/chartex" xmlns:cx5="http://schemas.microsoft.com/office/drawing/2016/5/11/chartex" xmlns:cx6="http://schemas.microsoft.com/office/drawing/2016/5/12/chartex" xmlns:cx7="http://schemas.microsoft.com/office/drawing/2016/5/13/chartex" xmlns:cx8="http://schemas.microsoft.com/office/drawing/2016/5/14/chartex" xmlns:mc="http://schemas.openxmlformats.org/markup-compatibility/2006" xmlns:aink="http://schemas.microsoft.com/office/drawing/2016/ink" xmlns:am3d="http://schemas.microsoft.com/office/drawing/2017/model3d" xmlns:o="urn:schemas-microsoft-com:office:office" xmlns:r="http://schemas.openxmlformats.org/officeDocument/2006/relationships" xmlns:m="http://schemas.openxmlformats.org/officeDocument/2006/math" xmlns:v="urn:schemas-microsoft-com:vml" xmlns:wp14="http://schemas.microsoft.com/office/word/2010/wordprocessingDrawing" xmlns:wp="http://schemas.openxmlformats.org/drawingml/2006/wordprocessingDrawing" xmlns:w10="urn:schemas-microsoft-com:office:word" xmlns:w="http://schemas.openxmlformats.org/wordprocessingml/2006/main" xmlns:w14="http://schemas.microsoft.com/office/word/2010/wordml" xmlns:w15="http://schemas.microsoft.com/office/word/2012/wordml" xmlns:w16cid="http://schemas.microsoft.com/office/word/2016/wordml/cid" xmlns:w16se="http://schemas.microsoft.com/office/word/2015/wordml/symex" xmlns:wpg="http://schemas.microsoft.com/office/word/2010/wordprocessingGroup" xmlns:wpi="http://schemas.microsoft.com/office/word/2010/wordprocessingInk" xmlns:wne="http://schemas.microsoft.com/office/word/2006/wordml" xmlns:wps="http://schemas.microsoft.com/office/word/2010/wordprocessingShape" mc:Ignorable="w14 w15 w16se w16cid wp14">
   <w:body>
     <w:p>
       <w:pPr>
@@ -39,31 +39,16 @@
         <w:t xml:space="preserve">Version </w:t>
       </w:r>
       <w:r>
-        <w:t>0.4</w:t>
+        <w:t>0.</w:t>
+      </w:r>
+      <w:r>
+        <w:t>5</w:t>
       </w:r>
       <w:r>
         <w:t xml:space="preserve">, </w:t>
       </w:r>
       <w:r>
-        <w:t>21</w:t>
-      </w:r>
-      <w:r>
-        <w:t xml:space="preserve"> </w:t>
-      </w:r>
-      <w:r>
-        <w:t>Ma</w:t>
-      </w:r>
-      <w:r>
-        <w:t>rch</w:t>
-      </w:r>
-      <w:r>
-        <w:t xml:space="preserve"> </w:t>
-      </w:r>
-      <w:r>
-        <w:t>201</w:t>
-      </w:r>
-      <w:r>
-        <w:t>9</w:t>
+        <w:t>27 September 2023</w:t>
       </w:r>
     </w:p>
     <w:p>
@@ -86,16 +71,16 @@
           <w:lang w:val="en-CA" w:eastAsia="en-CA"/>
         </w:rPr>
         <w:drawing>
-          <wp:anchor distT="0" distB="0" distL="114300" distR="114300" simplePos="0" relativeHeight="251659264" behindDoc="0" locked="0" layoutInCell="1" allowOverlap="1" wp14:anchorId="41357CBC" wp14:editId="74D2D3C8">
+          <wp:anchor distT="0" distB="0" distL="114300" distR="114300" simplePos="0" relativeHeight="251659264" behindDoc="0" locked="0" layoutInCell="1" allowOverlap="1" wp14:anchorId="41357CBC" wp14:editId="5D5F3207">
             <wp:simplePos x="0" y="0"/>
             <wp:positionH relativeFrom="column">
-              <wp:posOffset>-166370</wp:posOffset>
+              <wp:posOffset>-167005</wp:posOffset>
             </wp:positionH>
             <wp:positionV relativeFrom="paragraph">
-              <wp:posOffset>742950</wp:posOffset>
+              <wp:posOffset>741680</wp:posOffset>
             </wp:positionV>
-            <wp:extent cx="5481955" cy="4004310"/>
-            <wp:effectExtent l="0" t="266700" r="0" b="320040"/>
+            <wp:extent cx="5481320" cy="4004310"/>
+            <wp:effectExtent l="0" t="266700" r="24130" b="339090"/>
             <wp:wrapTopAndBottom/>
             <wp:docPr id="10" name="Picture 10"/>
             <wp:cNvGraphicFramePr>
@@ -123,7 +108,7 @@
                   <pic:spPr>
                     <a:xfrm>
                       <a:off x="0" y="0"/>
-                      <a:ext cx="5481955" cy="4004310"/>
+                      <a:ext cx="5481320" cy="4004310"/>
                     </a:xfrm>
                     <a:prstGeom prst="rect">
                       <a:avLst/>
@@ -570,7 +555,6 @@
       <w:bookmarkStart w:id="1" w:name="_Toc523780793"/>
       <w:bookmarkEnd w:id="0"/>
       <w:r>
-        <w:lastRenderedPageBreak/>
         <w:t>How does it work</w:t>
       </w:r>
       <w:bookmarkEnd w:id="1"/>
@@ -769,27 +753,14 @@
                             <w:r>
                               <w:t xml:space="preserve">Figure </w:t>
                             </w:r>
-                            <w:r>
-                              <w:fldChar w:fldCharType="begin"/>
-                            </w:r>
-                            <w:r>
-                              <w:instrText xml:space="preserve"> SEQ Figure \* ARABIC </w:instrText>
-                            </w:r>
-                            <w:r>
-                              <w:fldChar w:fldCharType="separate"/>
-                            </w:r>
-                            <w:r>
-                              <w:rPr>
-                                <w:noProof/>
-                              </w:rPr>
-                              <w:t>1</w:t>
-                            </w:r>
-                            <w:r>
-                              <w:rPr>
-                                <w:noProof/>
-                              </w:rPr>
-                              <w:fldChar w:fldCharType="end"/>
-                            </w:r>
+                            <w:fldSimple w:instr=" SEQ Figure \* ARABIC ">
+                              <w:r>
+                                <w:rPr>
+                                  <w:noProof/>
+                                </w:rPr>
+                                <w:t>1</w:t>
+                              </w:r>
+                            </w:fldSimple>
                             <w:r>
                               <w:t xml:space="preserve"> </w:t>
                             </w:r>
@@ -893,27 +864,14 @@
                       <w:r>
                         <w:t xml:space="preserve">Figure </w:t>
                       </w:r>
-                      <w:r>
-                        <w:fldChar w:fldCharType="begin"/>
-                      </w:r>
-                      <w:r>
-                        <w:instrText xml:space="preserve"> SEQ Figure \* ARABIC </w:instrText>
-                      </w:r>
-                      <w:r>
-                        <w:fldChar w:fldCharType="separate"/>
-                      </w:r>
-                      <w:r>
-                        <w:rPr>
-                          <w:noProof/>
-                        </w:rPr>
-                        <w:t>1</w:t>
-                      </w:r>
-                      <w:r>
-                        <w:rPr>
-                          <w:noProof/>
-                        </w:rPr>
-                        <w:fldChar w:fldCharType="end"/>
-                      </w:r>
+                      <w:fldSimple w:instr=" SEQ Figure \* ARABIC ">
+                        <w:r>
+                          <w:rPr>
+                            <w:noProof/>
+                          </w:rPr>
+                          <w:t>1</w:t>
+                        </w:r>
+                      </w:fldSimple>
                       <w:r>
                         <w:t xml:space="preserve"> </w:t>
                       </w:r>
@@ -1425,7 +1383,15 @@
         </m:sSubSup>
       </m:oMath>
       <w:r>
-        <w:t xml:space="preserve"> is the mean biomass of the same group within the same MPA area at time step t extracted where the MPA was not enforcing any fishing limitations. </w:t>
+        <w:t xml:space="preserve"> is the mean biomass of the same group within the same MPA area at time step t extracted where the MPA was not enfo</w:t>
+      </w:r>
+      <w:proofErr w:type="spellStart"/>
+      <w:r>
+        <w:t>rcing</w:t>
+      </w:r>
+      <w:proofErr w:type="spellEnd"/>
+      <w:r>
+        <w:t xml:space="preserve"> any fishing limitations. </w:t>
       </w:r>
     </w:p>
     <w:p>
@@ -1437,7 +1403,6 @@
         </w:numPr>
       </w:pPr>
       <w:r>
-        <w:lastRenderedPageBreak/>
         <w:t>Absolute biomass trends can be obtained directly from regional average-saved data.</w:t>
       </w:r>
     </w:p>
@@ -1493,27 +1458,14 @@
       <w:r>
         <w:t xml:space="preserve">Table </w:t>
       </w:r>
-      <w:r>
-        <w:fldChar w:fldCharType="begin"/>
-      </w:r>
-      <w:r>
-        <w:instrText xml:space="preserve"> SEQ Table \* ARABIC </w:instrText>
-      </w:r>
-      <w:r>
-        <w:fldChar w:fldCharType="separate"/>
-      </w:r>
-      <w:r>
-        <w:rPr>
-          <w:noProof/>
-        </w:rPr>
-        <w:t>1</w:t>
-      </w:r>
-      <w:r>
-        <w:rPr>
-          <w:noProof/>
-        </w:rPr>
-        <w:fldChar w:fldCharType="end"/>
-      </w:r>
+      <w:fldSimple w:instr=" SEQ Table \* ARABIC ">
+        <w:r>
+          <w:rPr>
+            <w:noProof/>
+          </w:rPr>
+          <w:t>1</w:t>
+        </w:r>
+      </w:fldSimple>
       <w:r>
         <w:t xml:space="preserve"> - an example of a biomass emission data file</w:t>
       </w:r>
@@ -2355,7 +2307,16 @@
         <w:t xml:space="preserve">will be multiplied </w:t>
       </w:r>
       <w:r>
-        <w:t xml:space="preserve">by (relative biomass) or set to (absolute biomass) </w:t>
+        <w:t>by (relative)</w:t>
+      </w:r>
+      <w:r>
+        <w:t xml:space="preserve">, </w:t>
+      </w:r>
+      <w:r>
+        <w:t xml:space="preserve">set to (absolute) </w:t>
+      </w:r>
+      <w:r>
+        <w:t xml:space="preserve">or increased by (additive) </w:t>
       </w:r>
       <w:r>
         <w:t xml:space="preserve">the </w:t>
@@ -2898,7 +2859,6 @@
       </w:pPr>
       <w:bookmarkStart w:id="2" w:name="_Toc523780794"/>
       <w:r>
-        <w:lastRenderedPageBreak/>
         <w:t>Using biomass emitter</w:t>
       </w:r>
       <w:bookmarkEnd w:id="2"/>
@@ -2946,8 +2906,8 @@
           <w:lang w:val="en-CA" w:eastAsia="en-CA"/>
         </w:rPr>
         <w:drawing>
-          <wp:inline distT="0" distB="0" distL="0" distR="0" wp14:anchorId="29D75CEB" wp14:editId="3389B197">
-            <wp:extent cx="5435819" cy="3970800"/>
+          <wp:inline distT="0" distB="0" distL="0" distR="0" wp14:anchorId="29D75CEB" wp14:editId="14493459">
+            <wp:extent cx="5435819" cy="3970799"/>
             <wp:effectExtent l="0" t="0" r="0" b="0"/>
             <wp:docPr id="5" name="Picture 5"/>
             <wp:cNvGraphicFramePr>
@@ -2975,7 +2935,7 @@
                   <pic:spPr>
                     <a:xfrm>
                       <a:off x="0" y="0"/>
-                      <a:ext cx="5435819" cy="3970800"/>
+                      <a:ext cx="5435819" cy="3970799"/>
                     </a:xfrm>
                     <a:prstGeom prst="rect">
                       <a:avLst/>
@@ -3001,27 +2961,14 @@
       <w:r>
         <w:t xml:space="preserve">Figure </w:t>
       </w:r>
-      <w:r>
-        <w:fldChar w:fldCharType="begin"/>
-      </w:r>
-      <w:r>
-        <w:instrText xml:space="preserve"> SEQ Figure \* ARABIC </w:instrText>
-      </w:r>
-      <w:r>
-        <w:fldChar w:fldCharType="separate"/>
-      </w:r>
-      <w:r>
-        <w:rPr>
-          <w:noProof/>
-        </w:rPr>
-        <w:t>2</w:t>
-      </w:r>
-      <w:r>
-        <w:rPr>
-          <w:noProof/>
-        </w:rPr>
-        <w:fldChar w:fldCharType="end"/>
-      </w:r>
+      <w:fldSimple w:instr=" SEQ Figure \* ARABIC ">
+        <w:r>
+          <w:rPr>
+            <w:noProof/>
+          </w:rPr>
+          <w:t>2</w:t>
+        </w:r>
+      </w:fldSimple>
       <w:bookmarkEnd w:id="3"/>
       <w:r>
         <w:rPr>
@@ -3076,7 +3023,10 @@
         <w:t>Using trends – “f</w:t>
       </w:r>
       <w:r>
-        <w:t>rom detailed models</w:t>
+        <w:t xml:space="preserve">rom </w:t>
+      </w:r>
+      <w:r>
+        <w:t>time series</w:t>
       </w:r>
       <w:r>
         <w:t>”</w:t>
@@ -3275,7 +3225,6 @@
     </w:p>
     <w:p>
       <w:r>
-        <w:lastRenderedPageBreak/>
         <w:t>Biomass trend points can be applied per time step, presuming that the Ecospace time step size is left at monthly defaults</w:t>
       </w:r>
       <w:r>
@@ -3317,8 +3266,8 @@
           <w:lang w:val="en-CA" w:eastAsia="en-CA"/>
         </w:rPr>
         <w:drawing>
-          <wp:inline distT="0" distB="0" distL="0" distR="0" wp14:anchorId="5D37F458" wp14:editId="665B5B48">
-            <wp:extent cx="5435819" cy="3970799"/>
+          <wp:inline distT="0" distB="0" distL="0" distR="0" wp14:anchorId="5D37F458" wp14:editId="395507C7">
+            <wp:extent cx="5435818" cy="3970799"/>
             <wp:effectExtent l="0" t="0" r="0" b="0"/>
             <wp:docPr id="6" name="Picture 6"/>
             <wp:cNvGraphicFramePr>
@@ -3346,7 +3295,7 @@
                   <pic:spPr>
                     <a:xfrm>
                       <a:off x="0" y="0"/>
-                      <a:ext cx="5435819" cy="3970799"/>
+                      <a:ext cx="5435818" cy="3970799"/>
                     </a:xfrm>
                     <a:prstGeom prst="rect">
                       <a:avLst/>
@@ -3423,10 +3372,9 @@
           <w:noProof/>
           <w:lang w:val="en-CA" w:eastAsia="en-CA"/>
         </w:rPr>
-        <w:lastRenderedPageBreak/>
         <w:drawing>
-          <wp:inline distT="0" distB="0" distL="0" distR="0" wp14:anchorId="61E096CB" wp14:editId="52CFEA23">
-            <wp:extent cx="5435818" cy="3970799"/>
+          <wp:inline distT="0" distB="0" distL="0" distR="0" wp14:anchorId="61E096CB" wp14:editId="376E6100">
+            <wp:extent cx="5435818" cy="3970798"/>
             <wp:effectExtent l="0" t="0" r="0" b="0"/>
             <wp:docPr id="14" name="Picture 14"/>
             <wp:cNvGraphicFramePr>
@@ -3454,7 +3402,7 @@
                   <pic:spPr>
                     <a:xfrm>
                       <a:off x="0" y="0"/>
-                      <a:ext cx="5435818" cy="3970799"/>
+                      <a:ext cx="5435818" cy="3970798"/>
                     </a:xfrm>
                     <a:prstGeom prst="rect">
                       <a:avLst/>
@@ -3504,7 +3452,6 @@
       <w:bookmarkStart w:id="4" w:name="_Ref523780325"/>
       <w:bookmarkStart w:id="5" w:name="_Toc523780795"/>
       <w:r>
-        <w:lastRenderedPageBreak/>
         <w:t xml:space="preserve">Generating </w:t>
       </w:r>
       <w:r>
@@ -3936,7 +3883,6 @@
     </w:p>
     <w:p>
       <w:r>
-        <w:lastRenderedPageBreak/>
         <w:t>When dropping the folders with region averaged CSV files, the time series builder performs a number of checks:</w:t>
       </w:r>
     </w:p>
@@ -3951,8 +3897,13 @@
       <w:r>
         <w:t>Only monthly averaged biomass files for specific regions are processed (e.g., files with names such as “</w:t>
       </w:r>
-      <w:r>
-        <w:t>Ecospace_Average_Region_</w:t>
+      <w:proofErr w:type="spellStart"/>
+      <w:r>
+        <w:t>Ecospace_Average_Region</w:t>
+      </w:r>
+      <w:proofErr w:type="spellEnd"/>
+      <w:r>
+        <w:t>_</w:t>
       </w:r>
       <w:r>
         <w:t>*</w:t>
@@ -4145,21 +4096,67 @@
         <w:pStyle w:val="Remark"/>
       </w:pPr>
       <w:r>
-        <w:t>Also note that when the biomass emitter time series builder is launched from the EwE menu, it will act as a stand-alone utility used for generating any number of emission time series files for a EwE model in general. When launched from the biomass emitter plug-in, the time series builder will launch to deliver one specific emission file that can be directly integrated into the emitter plug-in.</w:t>
+        <w:t xml:space="preserve">Also note that when the biomass emitter time series builder is launched from the EwE menu, it will act as a stand-alone utility used for generating any number of emission time series files for a EwE model in general. When launched from the biomass emitter plug-in, the time series builder will launch to deliver one specific emission file that can be directly integrated into the emitter plug-in. </w:t>
+      </w:r>
+    </w:p>
+    <w:p>
+      <w:pPr>
+        <w:spacing w:before="0" w:after="160"/>
+      </w:pPr>
+      <w:r>
+        <w:br w:type="page"/>
+      </w:r>
+    </w:p>
+    <w:p>
+      <w:pPr>
+        <w:pStyle w:val="Heading1"/>
+      </w:pPr>
+      <w:r>
+        <w:t>Some thoughts</w:t>
+      </w:r>
+    </w:p>
+    <w:p>
+      <w:r>
+        <w:t xml:space="preserve">With version 0.5 we enabled the emitter to habitats, in addition to regions and MPAs. The emitter can now also add biomass to target cells, complementing the ability to overwrite or multiply biomasses. With these functionalities, the emitter could </w:t>
+      </w:r>
+      <w:r>
+        <w:t xml:space="preserve">offer some functionality to execute habitat restoration scenarios, for instance. </w:t>
+      </w:r>
+    </w:p>
+    <w:p>
+      <w:r>
+        <w:t>Feel free to use the emitter and if you have ideas for improv</w:t>
       </w:r>
       <w:bookmarkStart w:id="6" w:name="_GoBack"/>
       <w:bookmarkEnd w:id="6"/>
       <w:r>
-        <w:t xml:space="preserve"> </w:t>
-      </w:r>
-    </w:p>
-    <w:p>
-      <w:pPr>
-        <w:keepNext/>
-      </w:pPr>
+        <w:t xml:space="preserve">ements, please contact us at </w:t>
+      </w:r>
+      <w:hyperlink r:id="rId21" w:history="1">
+        <w:r>
+          <w:rPr>
+            <w:rStyle w:val="Hyperlink"/>
+          </w:rPr>
+          <w:t>ewedevteam@gmail.com</w:t>
+        </w:r>
+      </w:hyperlink>
+      <w:r>
+        <w:t xml:space="preserve"> or </w:t>
+      </w:r>
+      <w:hyperlink r:id="rId22" w:history="1">
+        <w:r>
+          <w:rPr>
+            <w:rStyle w:val="Hyperlink"/>
+          </w:rPr>
+          <w:t>ewe@ecopathinternational.org</w:t>
+        </w:r>
+      </w:hyperlink>
+      <w:r>
+        <w:t>.</w:t>
+      </w:r>
     </w:p>
     <w:sectPr>
-      <w:footerReference w:type="default" r:id="rId21"/>
+      <w:footerReference w:type="default" r:id="rId23"/>
       <w:pgSz w:w="11906" w:h="16838"/>
       <w:pgMar w:top="1440" w:right="1440" w:bottom="1440" w:left="1440" w:header="708" w:footer="708" w:gutter="0"/>
       <w:pgNumType w:start="1"/>
@@ -4171,7 +4168,7 @@
 </file>
 
 <file path=word/endnotes.xml><?xml version="1.0" encoding="utf-8"?>
-<w:endnotes xmlns:wpc="http://schemas.microsoft.com/office/word/2010/wordprocessingCanvas" xmlns:cx="http://schemas.microsoft.com/office/drawing/2014/chartex" xmlns:cx1="http://schemas.microsoft.com/office/drawing/2015/9/8/chartex" xmlns:mc="http://schemas.openxmlformats.org/markup-compatibility/2006" xmlns:o="urn:schemas-microsoft-com:office:office" xmlns:r="http://schemas.openxmlformats.org/officeDocument/2006/relationships" xmlns:m="http://schemas.openxmlformats.org/officeDocument/2006/math" xmlns:v="urn:schemas-microsoft-com:vml" xmlns:wp14="http://schemas.microsoft.com/office/word/2010/wordprocessingDrawing" xmlns:wp="http://schemas.openxmlformats.org/drawingml/2006/wordprocessingDrawing" xmlns:w10="urn:schemas-microsoft-com:office:word" xmlns:w="http://schemas.openxmlformats.org/wordprocessingml/2006/main" xmlns:w14="http://schemas.microsoft.com/office/word/2010/wordml" xmlns:w15="http://schemas.microsoft.com/office/word/2012/wordml" xmlns:w16se="http://schemas.microsoft.com/office/word/2015/wordml/symex" xmlns:wpg="http://schemas.microsoft.com/office/word/2010/wordprocessingGroup" xmlns:wpi="http://schemas.microsoft.com/office/word/2010/wordprocessingInk" xmlns:wne="http://schemas.microsoft.com/office/word/2006/wordml" xmlns:wps="http://schemas.microsoft.com/office/word/2010/wordprocessingShape" mc:Ignorable="w14 w15 w16se wp14">
+<w:endnotes xmlns:wpc="http://schemas.microsoft.com/office/word/2010/wordprocessingCanvas" xmlns:cx="http://schemas.microsoft.com/office/drawing/2014/chartex" xmlns:cx1="http://schemas.microsoft.com/office/drawing/2015/9/8/chartex" xmlns:cx2="http://schemas.microsoft.com/office/drawing/2015/10/21/chartex" xmlns:cx3="http://schemas.microsoft.com/office/drawing/2016/5/9/chartex" xmlns:cx4="http://schemas.microsoft.com/office/drawing/2016/5/10/chartex" xmlns:cx5="http://schemas.microsoft.com/office/drawing/2016/5/11/chartex" xmlns:cx6="http://schemas.microsoft.com/office/drawing/2016/5/12/chartex" xmlns:cx7="http://schemas.microsoft.com/office/drawing/2016/5/13/chartex" xmlns:cx8="http://schemas.microsoft.com/office/drawing/2016/5/14/chartex" xmlns:mc="http://schemas.openxmlformats.org/markup-compatibility/2006" xmlns:aink="http://schemas.microsoft.com/office/drawing/2016/ink" xmlns:am3d="http://schemas.microsoft.com/office/drawing/2017/model3d" xmlns:o="urn:schemas-microsoft-com:office:office" xmlns:r="http://schemas.openxmlformats.org/officeDocument/2006/relationships" xmlns:m="http://schemas.openxmlformats.org/officeDocument/2006/math" xmlns:v="urn:schemas-microsoft-com:vml" xmlns:wp14="http://schemas.microsoft.com/office/word/2010/wordprocessingDrawing" xmlns:wp="http://schemas.openxmlformats.org/drawingml/2006/wordprocessingDrawing" xmlns:w10="urn:schemas-microsoft-com:office:word" xmlns:w="http://schemas.openxmlformats.org/wordprocessingml/2006/main" xmlns:w14="http://schemas.microsoft.com/office/word/2010/wordml" xmlns:w15="http://schemas.microsoft.com/office/word/2012/wordml" xmlns:w16cid="http://schemas.microsoft.com/office/word/2016/wordml/cid" xmlns:w16se="http://schemas.microsoft.com/office/word/2015/wordml/symex" xmlns:wpg="http://schemas.microsoft.com/office/word/2010/wordprocessingGroup" xmlns:wpi="http://schemas.microsoft.com/office/word/2010/wordprocessingInk" xmlns:wne="http://schemas.microsoft.com/office/word/2006/wordml" xmlns:wps="http://schemas.microsoft.com/office/word/2010/wordprocessingShape" mc:Ignorable="w14 w15 w16se w16cid wp14">
   <w:endnote w:type="separator" w:id="-1">
     <w:p>
       <w:pPr>
@@ -4196,7 +4193,7 @@
 </file>
 
 <file path=word/footer1.xml><?xml version="1.0" encoding="utf-8"?>
-<w:ftr xmlns:wpc="http://schemas.microsoft.com/office/word/2010/wordprocessingCanvas" xmlns:cx="http://schemas.microsoft.com/office/drawing/2014/chartex" xmlns:cx1="http://schemas.microsoft.com/office/drawing/2015/9/8/chartex" xmlns:mc="http://schemas.openxmlformats.org/markup-compatibility/2006" xmlns:o="urn:schemas-microsoft-com:office:office" xmlns:r="http://schemas.openxmlformats.org/officeDocument/2006/relationships" xmlns:m="http://schemas.openxmlformats.org/officeDocument/2006/math" xmlns:v="urn:schemas-microsoft-com:vml" xmlns:wp14="http://schemas.microsoft.com/office/word/2010/wordprocessingDrawing" xmlns:wp="http://schemas.openxmlformats.org/drawingml/2006/wordprocessingDrawing" xmlns:w10="urn:schemas-microsoft-com:office:word" xmlns:w="http://schemas.openxmlformats.org/wordprocessingml/2006/main" xmlns:w14="http://schemas.microsoft.com/office/word/2010/wordml" xmlns:w15="http://schemas.microsoft.com/office/word/2012/wordml" xmlns:w16se="http://schemas.microsoft.com/office/word/2015/wordml/symex" xmlns:wpg="http://schemas.microsoft.com/office/word/2010/wordprocessingGroup" xmlns:wpi="http://schemas.microsoft.com/office/word/2010/wordprocessingInk" xmlns:wne="http://schemas.microsoft.com/office/word/2006/wordml" xmlns:wps="http://schemas.microsoft.com/office/word/2010/wordprocessingShape" mc:Ignorable="w14 w15 w16se wp14">
+<w:ftr xmlns:wpc="http://schemas.microsoft.com/office/word/2010/wordprocessingCanvas" xmlns:cx="http://schemas.microsoft.com/office/drawing/2014/chartex" xmlns:cx1="http://schemas.microsoft.com/office/drawing/2015/9/8/chartex" xmlns:cx2="http://schemas.microsoft.com/office/drawing/2015/10/21/chartex" xmlns:cx3="http://schemas.microsoft.com/office/drawing/2016/5/9/chartex" xmlns:cx4="http://schemas.microsoft.com/office/drawing/2016/5/10/chartex" xmlns:cx5="http://schemas.microsoft.com/office/drawing/2016/5/11/chartex" xmlns:cx6="http://schemas.microsoft.com/office/drawing/2016/5/12/chartex" xmlns:cx7="http://schemas.microsoft.com/office/drawing/2016/5/13/chartex" xmlns:cx8="http://schemas.microsoft.com/office/drawing/2016/5/14/chartex" xmlns:mc="http://schemas.openxmlformats.org/markup-compatibility/2006" xmlns:aink="http://schemas.microsoft.com/office/drawing/2016/ink" xmlns:am3d="http://schemas.microsoft.com/office/drawing/2017/model3d" xmlns:o="urn:schemas-microsoft-com:office:office" xmlns:r="http://schemas.openxmlformats.org/officeDocument/2006/relationships" xmlns:m="http://schemas.openxmlformats.org/officeDocument/2006/math" xmlns:v="urn:schemas-microsoft-com:vml" xmlns:wp14="http://schemas.microsoft.com/office/word/2010/wordprocessingDrawing" xmlns:wp="http://schemas.openxmlformats.org/drawingml/2006/wordprocessingDrawing" xmlns:w10="urn:schemas-microsoft-com:office:word" xmlns:w="http://schemas.openxmlformats.org/wordprocessingml/2006/main" xmlns:w14="http://schemas.microsoft.com/office/word/2010/wordml" xmlns:w15="http://schemas.microsoft.com/office/word/2012/wordml" xmlns:w16cid="http://schemas.microsoft.com/office/word/2016/wordml/cid" xmlns:w16se="http://schemas.microsoft.com/office/word/2015/wordml/symex" xmlns:wpg="http://schemas.microsoft.com/office/word/2010/wordprocessingGroup" xmlns:wpi="http://schemas.microsoft.com/office/word/2010/wordprocessingInk" xmlns:wne="http://schemas.microsoft.com/office/word/2006/wordml" xmlns:wps="http://schemas.microsoft.com/office/word/2010/wordprocessingShape" mc:Ignorable="w14 w15 w16se w16cid wp14">
   <w:p>
     <w:pPr>
       <w:pStyle w:val="Footer"/>
@@ -4212,7 +4209,7 @@
 </file>
 
 <file path=word/footer2.xml><?xml version="1.0" encoding="utf-8"?>
-<w:ftr xmlns:wpc="http://schemas.microsoft.com/office/word/2010/wordprocessingCanvas" xmlns:cx="http://schemas.microsoft.com/office/drawing/2014/chartex" xmlns:cx1="http://schemas.microsoft.com/office/drawing/2015/9/8/chartex" xmlns:mc="http://schemas.openxmlformats.org/markup-compatibility/2006" xmlns:o="urn:schemas-microsoft-com:office:office" xmlns:r="http://schemas.openxmlformats.org/officeDocument/2006/relationships" xmlns:m="http://schemas.openxmlformats.org/officeDocument/2006/math" xmlns:v="urn:schemas-microsoft-com:vml" xmlns:wp14="http://schemas.microsoft.com/office/word/2010/wordprocessingDrawing" xmlns:wp="http://schemas.openxmlformats.org/drawingml/2006/wordprocessingDrawing" xmlns:w10="urn:schemas-microsoft-com:office:word" xmlns:w="http://schemas.openxmlformats.org/wordprocessingml/2006/main" xmlns:w14="http://schemas.microsoft.com/office/word/2010/wordml" xmlns:w15="http://schemas.microsoft.com/office/word/2012/wordml" xmlns:w16se="http://schemas.microsoft.com/office/word/2015/wordml/symex" xmlns:wpg="http://schemas.microsoft.com/office/word/2010/wordprocessingGroup" xmlns:wpi="http://schemas.microsoft.com/office/word/2010/wordprocessingInk" xmlns:wne="http://schemas.microsoft.com/office/word/2006/wordml" xmlns:wps="http://schemas.microsoft.com/office/word/2010/wordprocessingShape" mc:Ignorable="w14 w15 w16se wp14">
+<w:ftr xmlns:wpc="http://schemas.microsoft.com/office/word/2010/wordprocessingCanvas" xmlns:cx="http://schemas.microsoft.com/office/drawing/2014/chartex" xmlns:cx1="http://schemas.microsoft.com/office/drawing/2015/9/8/chartex" xmlns:cx2="http://schemas.microsoft.com/office/drawing/2015/10/21/chartex" xmlns:cx3="http://schemas.microsoft.com/office/drawing/2016/5/9/chartex" xmlns:cx4="http://schemas.microsoft.com/office/drawing/2016/5/10/chartex" xmlns:cx5="http://schemas.microsoft.com/office/drawing/2016/5/11/chartex" xmlns:cx6="http://schemas.microsoft.com/office/drawing/2016/5/12/chartex" xmlns:cx7="http://schemas.microsoft.com/office/drawing/2016/5/13/chartex" xmlns:cx8="http://schemas.microsoft.com/office/drawing/2016/5/14/chartex" xmlns:mc="http://schemas.openxmlformats.org/markup-compatibility/2006" xmlns:aink="http://schemas.microsoft.com/office/drawing/2016/ink" xmlns:am3d="http://schemas.microsoft.com/office/drawing/2017/model3d" xmlns:o="urn:schemas-microsoft-com:office:office" xmlns:r="http://schemas.openxmlformats.org/officeDocument/2006/relationships" xmlns:m="http://schemas.openxmlformats.org/officeDocument/2006/math" xmlns:v="urn:schemas-microsoft-com:vml" xmlns:wp14="http://schemas.microsoft.com/office/word/2010/wordprocessingDrawing" xmlns:wp="http://schemas.openxmlformats.org/drawingml/2006/wordprocessingDrawing" xmlns:w10="urn:schemas-microsoft-com:office:word" xmlns:w="http://schemas.openxmlformats.org/wordprocessingml/2006/main" xmlns:w14="http://schemas.microsoft.com/office/word/2010/wordml" xmlns:w15="http://schemas.microsoft.com/office/word/2012/wordml" xmlns:w16cid="http://schemas.microsoft.com/office/word/2016/wordml/cid" xmlns:w16se="http://schemas.microsoft.com/office/word/2015/wordml/symex" xmlns:wpg="http://schemas.microsoft.com/office/word/2010/wordprocessingGroup" xmlns:wpi="http://schemas.microsoft.com/office/word/2010/wordprocessingInk" xmlns:wne="http://schemas.microsoft.com/office/word/2006/wordml" xmlns:wps="http://schemas.microsoft.com/office/word/2010/wordprocessingShape" mc:Ignorable="w14 w15 w16se w16cid wp14">
   <w:sdt>
     <w:sdtPr>
       <w:id w:val="-1855951552"/>
@@ -4265,7 +4262,7 @@
 </file>
 
 <file path=word/footnotes.xml><?xml version="1.0" encoding="utf-8"?>
-<w:footnotes xmlns:wpc="http://schemas.microsoft.com/office/word/2010/wordprocessingCanvas" xmlns:cx="http://schemas.microsoft.com/office/drawing/2014/chartex" xmlns:cx1="http://schemas.microsoft.com/office/drawing/2015/9/8/chartex" xmlns:mc="http://schemas.openxmlformats.org/markup-compatibility/2006" xmlns:o="urn:schemas-microsoft-com:office:office" xmlns:r="http://schemas.openxmlformats.org/officeDocument/2006/relationships" xmlns:m="http://schemas.openxmlformats.org/officeDocument/2006/math" xmlns:v="urn:schemas-microsoft-com:vml" xmlns:wp14="http://schemas.microsoft.com/office/word/2010/wordprocessingDrawing" xmlns:wp="http://schemas.openxmlformats.org/drawingml/2006/wordprocessingDrawing" xmlns:w10="urn:schemas-microsoft-com:office:word" xmlns:w="http://schemas.openxmlformats.org/wordprocessingml/2006/main" xmlns:w14="http://schemas.microsoft.com/office/word/2010/wordml" xmlns:w15="http://schemas.microsoft.com/office/word/2012/wordml" xmlns:w16se="http://schemas.microsoft.com/office/word/2015/wordml/symex" xmlns:wpg="http://schemas.microsoft.com/office/word/2010/wordprocessingGroup" xmlns:wpi="http://schemas.microsoft.com/office/word/2010/wordprocessingInk" xmlns:wne="http://schemas.microsoft.com/office/word/2006/wordml" xmlns:wps="http://schemas.microsoft.com/office/word/2010/wordprocessingShape" mc:Ignorable="w14 w15 w16se wp14">
+<w:footnotes xmlns:wpc="http://schemas.microsoft.com/office/word/2010/wordprocessingCanvas" xmlns:cx="http://schemas.microsoft.com/office/drawing/2014/chartex" xmlns:cx1="http://schemas.microsoft.com/office/drawing/2015/9/8/chartex" xmlns:cx2="http://schemas.microsoft.com/office/drawing/2015/10/21/chartex" xmlns:cx3="http://schemas.microsoft.com/office/drawing/2016/5/9/chartex" xmlns:cx4="http://schemas.microsoft.com/office/drawing/2016/5/10/chartex" xmlns:cx5="http://schemas.microsoft.com/office/drawing/2016/5/11/chartex" xmlns:cx6="http://schemas.microsoft.com/office/drawing/2016/5/12/chartex" xmlns:cx7="http://schemas.microsoft.com/office/drawing/2016/5/13/chartex" xmlns:cx8="http://schemas.microsoft.com/office/drawing/2016/5/14/chartex" xmlns:mc="http://schemas.openxmlformats.org/markup-compatibility/2006" xmlns:aink="http://schemas.microsoft.com/office/drawing/2016/ink" xmlns:am3d="http://schemas.microsoft.com/office/drawing/2017/model3d" xmlns:o="urn:schemas-microsoft-com:office:office" xmlns:r="http://schemas.openxmlformats.org/officeDocument/2006/relationships" xmlns:m="http://schemas.openxmlformats.org/officeDocument/2006/math" xmlns:v="urn:schemas-microsoft-com:vml" xmlns:wp14="http://schemas.microsoft.com/office/word/2010/wordprocessingDrawing" xmlns:wp="http://schemas.openxmlformats.org/drawingml/2006/wordprocessingDrawing" xmlns:w10="urn:schemas-microsoft-com:office:word" xmlns:w="http://schemas.openxmlformats.org/wordprocessingml/2006/main" xmlns:w14="http://schemas.microsoft.com/office/word/2010/wordml" xmlns:w15="http://schemas.microsoft.com/office/word/2012/wordml" xmlns:w16cid="http://schemas.microsoft.com/office/word/2016/wordml/cid" xmlns:w16se="http://schemas.microsoft.com/office/word/2015/wordml/symex" xmlns:wpg="http://schemas.microsoft.com/office/word/2010/wordprocessingGroup" xmlns:wpi="http://schemas.microsoft.com/office/word/2010/wordprocessingInk" xmlns:wne="http://schemas.microsoft.com/office/word/2006/wordml" xmlns:wps="http://schemas.microsoft.com/office/word/2010/wordprocessingShape" mc:Ignorable="w14 w15 w16se w16cid wp14">
   <w:footnote w:type="separator" w:id="-1">
     <w:p>
       <w:pPr>
@@ -4290,7 +4287,7 @@
 </file>
 
 <file path=word/numbering.xml><?xml version="1.0" encoding="utf-8"?>
-<w:numbering xmlns:wpc="http://schemas.microsoft.com/office/word/2010/wordprocessingCanvas" xmlns:cx="http://schemas.microsoft.com/office/drawing/2014/chartex" xmlns:cx1="http://schemas.microsoft.com/office/drawing/2015/9/8/chartex" xmlns:mc="http://schemas.openxmlformats.org/markup-compatibility/2006" xmlns:o="urn:schemas-microsoft-com:office:office" xmlns:r="http://schemas.openxmlformats.org/officeDocument/2006/relationships" xmlns:m="http://schemas.openxmlformats.org/officeDocument/2006/math" xmlns:v="urn:schemas-microsoft-com:vml" xmlns:wp14="http://schemas.microsoft.com/office/word/2010/wordprocessingDrawing" xmlns:wp="http://schemas.openxmlformats.org/drawingml/2006/wordprocessingDrawing" xmlns:w10="urn:schemas-microsoft-com:office:word" xmlns:w="http://schemas.openxmlformats.org/wordprocessingml/2006/main" xmlns:w14="http://schemas.microsoft.com/office/word/2010/wordml" xmlns:w15="http://schemas.microsoft.com/office/word/2012/wordml" xmlns:w16se="http://schemas.microsoft.com/office/word/2015/wordml/symex" xmlns:wpg="http://schemas.microsoft.com/office/word/2010/wordprocessingGroup" xmlns:wpi="http://schemas.microsoft.com/office/word/2010/wordprocessingInk" xmlns:wne="http://schemas.microsoft.com/office/word/2006/wordml" xmlns:wps="http://schemas.microsoft.com/office/word/2010/wordprocessingShape" mc:Ignorable="w14 w15 w16se wp14">
+<w:numbering xmlns:wpc="http://schemas.microsoft.com/office/word/2010/wordprocessingCanvas" xmlns:cx="http://schemas.microsoft.com/office/drawing/2014/chartex" xmlns:cx1="http://schemas.microsoft.com/office/drawing/2015/9/8/chartex" xmlns:cx2="http://schemas.microsoft.com/office/drawing/2015/10/21/chartex" xmlns:cx3="http://schemas.microsoft.com/office/drawing/2016/5/9/chartex" xmlns:cx4="http://schemas.microsoft.com/office/drawing/2016/5/10/chartex" xmlns:cx5="http://schemas.microsoft.com/office/drawing/2016/5/11/chartex" xmlns:cx6="http://schemas.microsoft.com/office/drawing/2016/5/12/chartex" xmlns:cx7="http://schemas.microsoft.com/office/drawing/2016/5/13/chartex" xmlns:cx8="http://schemas.microsoft.com/office/drawing/2016/5/14/chartex" xmlns:mc="http://schemas.openxmlformats.org/markup-compatibility/2006" xmlns:aink="http://schemas.microsoft.com/office/drawing/2016/ink" xmlns:am3d="http://schemas.microsoft.com/office/drawing/2017/model3d" xmlns:o="urn:schemas-microsoft-com:office:office" xmlns:r="http://schemas.openxmlformats.org/officeDocument/2006/relationships" xmlns:m="http://schemas.openxmlformats.org/officeDocument/2006/math" xmlns:v="urn:schemas-microsoft-com:vml" xmlns:wp14="http://schemas.microsoft.com/office/word/2010/wordprocessingDrawing" xmlns:wp="http://schemas.openxmlformats.org/drawingml/2006/wordprocessingDrawing" xmlns:w10="urn:schemas-microsoft-com:office:word" xmlns:w="http://schemas.openxmlformats.org/wordprocessingml/2006/main" xmlns:w14="http://schemas.microsoft.com/office/word/2010/wordml" xmlns:w15="http://schemas.microsoft.com/office/word/2012/wordml" xmlns:w16cid="http://schemas.microsoft.com/office/word/2016/wordml/cid" xmlns:w16se="http://schemas.microsoft.com/office/word/2015/wordml/symex" xmlns:wpg="http://schemas.microsoft.com/office/word/2010/wordprocessingGroup" xmlns:wpi="http://schemas.microsoft.com/office/word/2010/wordprocessingInk" xmlns:wne="http://schemas.microsoft.com/office/word/2006/wordml" xmlns:wps="http://schemas.microsoft.com/office/word/2010/wordprocessingShape" mc:Ignorable="w14 w15 w16se w16cid wp14">
   <w:abstractNum w:abstractNumId="0" w15:restartNumberingAfterBreak="0">
     <w:nsid w:val="02B8051C"/>
     <w:multiLevelType w:val="hybridMultilevel"/>
@@ -6450,7 +6447,7 @@
 </file>
 
 <file path=word/styles.xml><?xml version="1.0" encoding="utf-8"?>
-<w:styles xmlns:mc="http://schemas.openxmlformats.org/markup-compatibility/2006" xmlns:r="http://schemas.openxmlformats.org/officeDocument/2006/relationships" xmlns:w="http://schemas.openxmlformats.org/wordprocessingml/2006/main" xmlns:w14="http://schemas.microsoft.com/office/word/2010/wordml" xmlns:w15="http://schemas.microsoft.com/office/word/2012/wordml" xmlns:w16se="http://schemas.microsoft.com/office/word/2015/wordml/symex" mc:Ignorable="w14 w15 w16se">
+<w:styles xmlns:mc="http://schemas.openxmlformats.org/markup-compatibility/2006" xmlns:r="http://schemas.openxmlformats.org/officeDocument/2006/relationships" xmlns:w="http://schemas.openxmlformats.org/wordprocessingml/2006/main" xmlns:w14="http://schemas.microsoft.com/office/word/2010/wordml" xmlns:w15="http://schemas.microsoft.com/office/word/2012/wordml" xmlns:w16cid="http://schemas.microsoft.com/office/word/2016/wordml/cid" xmlns:w16se="http://schemas.microsoft.com/office/word/2015/wordml/symex" mc:Ignorable="w14 w15 w16se w16cid">
   <w:docDefaults>
     <w:rPrDefault>
       <w:rPr>
@@ -6466,7 +6463,7 @@
       </w:pPr>
     </w:pPrDefault>
   </w:docDefaults>
-  <w:latentStyles w:defLockedState="0" w:defUIPriority="99" w:defSemiHidden="0" w:defUnhideWhenUsed="0" w:defQFormat="0" w:count="371">
+  <w:latentStyles w:defLockedState="0" w:defUIPriority="99" w:defSemiHidden="0" w:defUnhideWhenUsed="0" w:defQFormat="0" w:count="375">
     <w:lsdException w:name="Normal" w:uiPriority="0" w:qFormat="1"/>
     <w:lsdException w:name="heading 1" w:uiPriority="9" w:qFormat="1"/>
     <w:lsdException w:name="heading 2" w:semiHidden="1" w:uiPriority="9" w:unhideWhenUsed="1" w:qFormat="1"/>
@@ -6572,7 +6569,6 @@
     <w:lsdException w:name="HTML Sample" w:semiHidden="1" w:unhideWhenUsed="1"/>
     <w:lsdException w:name="HTML Typewriter" w:semiHidden="1" w:unhideWhenUsed="1"/>
     <w:lsdException w:name="HTML Variable" w:semiHidden="1" w:unhideWhenUsed="1"/>
-    <w:lsdException w:name="Normal Table" w:semiHidden="1" w:unhideWhenUsed="1"/>
     <w:lsdException w:name="annotation subject" w:semiHidden="1" w:unhideWhenUsed="1"/>
     <w:lsdException w:name="No List" w:semiHidden="1" w:unhideWhenUsed="1"/>
     <w:lsdException w:name="Outline List 1" w:semiHidden="1" w:unhideWhenUsed="1"/>
@@ -6616,10 +6612,8 @@
     <w:lsdException w:name="Table Elegant" w:semiHidden="1" w:unhideWhenUsed="1"/>
     <w:lsdException w:name="Table Professional" w:semiHidden="1" w:unhideWhenUsed="1"/>
     <w:lsdException w:name="Table Subtle 1" w:semiHidden="1" w:unhideWhenUsed="1"/>
-    <w:lsdException w:name="Table Subtle 2" w:semiHidden="1" w:unhideWhenUsed="1"/>
     <w:lsdException w:name="Table Web 1" w:semiHidden="1" w:unhideWhenUsed="1"/>
     <w:lsdException w:name="Table Web 2" w:semiHidden="1" w:unhideWhenUsed="1"/>
-    <w:lsdException w:name="Table Web 3" w:semiHidden="1" w:unhideWhenUsed="1"/>
     <w:lsdException w:name="Balloon Text" w:semiHidden="1" w:unhideWhenUsed="1"/>
     <w:lsdException w:name="Table Grid" w:uiPriority="39"/>
     <w:lsdException w:name="Table Theme" w:semiHidden="1" w:unhideWhenUsed="1"/>
@@ -6838,6 +6832,10 @@
     <w:lsdException w:name="List Table 5 Dark Accent 6" w:uiPriority="50"/>
     <w:lsdException w:name="List Table 6 Colorful Accent 6" w:uiPriority="51"/>
     <w:lsdException w:name="List Table 7 Colorful Accent 6" w:uiPriority="52"/>
+    <w:lsdException w:name="Mention" w:semiHidden="1" w:unhideWhenUsed="1"/>
+    <w:lsdException w:name="Smart Hyperlink" w:semiHidden="1" w:unhideWhenUsed="1"/>
+    <w:lsdException w:name="Hashtag" w:semiHidden="1" w:unhideWhenUsed="1"/>
+    <w:lsdException w:name="Unresolved Mention" w:semiHidden="1" w:unhideWhenUsed="1"/>
   </w:latentStyles>
   <w:style w:type="paragraph" w:default="1" w:styleId="Normal">
     <w:name w:val="Normal"/>
@@ -7698,6 +7696,18 @@
       <w:shd w:val="clear" w:color="auto" w:fill="F2F2F2" w:themeFill="background1" w:themeFillShade="F2"/>
     </w:pPr>
   </w:style>
+  <w:style w:type="character" w:styleId="UnresolvedMention">
+    <w:name w:val="Unresolved Mention"/>
+    <w:basedOn w:val="DefaultParagraphFont"/>
+    <w:uiPriority w:val="99"/>
+    <w:semiHidden/>
+    <w:unhideWhenUsed/>
+    <w:rsid w:val="00FF3849"/>
+    <w:rPr>
+      <w:color w:val="605E5C"/>
+      <w:shd w:val="clear" w:color="auto" w:fill="E1DFDD"/>
+    </w:rPr>
+  </w:style>
 </w:styles>
 </file>
 
@@ -7967,7 +7977,7 @@
 </file>
 
 <file path=customXml/itemProps1.xml><?xml version="1.0" encoding="utf-8"?>
-<ds:datastoreItem xmlns:ds="http://schemas.openxmlformats.org/officeDocument/2006/customXml" ds:itemID="{AFF62FEE-ECCD-456D-BA1C-10E88DEC14DA}">
+<ds:datastoreItem xmlns:ds="http://schemas.openxmlformats.org/officeDocument/2006/customXml" ds:itemID="{4DED48EB-47C9-4D01-9733-DC36D48B3E58}">
   <ds:schemaRefs>
     <ds:schemaRef ds:uri="http://schemas.openxmlformats.org/officeDocument/2006/bibliography"/>
   </ds:schemaRefs>
